--- a/SKILL-6/2400030128_FSAD_SKILL06.docx
+++ b/SKILL-6/2400030128_FSAD_SKILL06.docx
@@ -4,6 +4,7 @@
   <w:body>
     <w:p>
       <w:pPr>
+        <w:jc w:val="center"/>
         <w:rPr>
           <w:b/>
           <w:bCs/>
@@ -126,10 +127,38 @@
     </w:p>
     <w:p>
       <w:r>
-        <w:t xml:space="preserve">         </w:t>
+        <w:rPr>
+          <w:b/>
+          <w:bCs/>
+        </w:rPr>
+        <w:t>Scenario:</w:t>
+      </w:r>
+      <w:r>
+        <w:t xml:space="preserve">      </w:t>
+      </w:r>
+    </w:p>
+    <w:p>
+      <w:r>
+        <w:t xml:space="preserve">   </w:t>
       </w:r>
       <w:r>
         <w:t>An online library system wants to allow users to explore books, view specific book details, submit feedback, and interact with the system through various types of requests. To support these features, the backend team needs to implement multiple Spring MVC endpoints demonstrating request mappings, path variables, request parameters, and JSON data handling. Your task is to create a Spring Boot MVC controller that exposes different demo operations using @RestController, @GetMapping, @PostMapping, and @PathVariable.</w:t>
+      </w:r>
+    </w:p>
+    <w:p/>
+    <w:p>
+      <w:pPr>
+        <w:rPr>
+          <w:b/>
+          <w:bCs/>
+        </w:rPr>
+      </w:pPr>
+      <w:r>
+        <w:rPr>
+          <w:b/>
+          <w:bCs/>
+        </w:rPr>
+        <w:t>Structure:</w:t>
       </w:r>
     </w:p>
     <w:p>
@@ -250,6 +279,7 @@
     <w:p/>
     <w:p>
       <w:r>
+        <w:lastRenderedPageBreak/>
         <w:t xml:space="preserve">import </w:t>
       </w:r>
       <w:proofErr w:type="spellStart"/>
@@ -319,7 +349,6 @@
     </w:p>
     <w:p>
       <w:r>
-        <w:lastRenderedPageBreak/>
         <w:t xml:space="preserve">import </w:t>
       </w:r>
       <w:proofErr w:type="spellStart"/>
@@ -656,6 +685,7 @@
     </w:p>
     <w:p>
       <w:r>
+        <w:lastRenderedPageBreak/>
         <w:t xml:space="preserve">    }</w:t>
       </w:r>
     </w:p>
@@ -680,7 +710,6 @@
     </w:p>
     <w:p>
       <w:r>
-        <w:lastRenderedPageBreak/>
         <w:t xml:space="preserve">    {</w:t>
       </w:r>
     </w:p>
@@ -940,7 +969,6 @@
     </w:p>
     <w:p>
       <w:r>
-        <w:lastRenderedPageBreak/>
         <w:t xml:space="preserve">        </w:t>
       </w:r>
       <w:proofErr w:type="spellStart"/>
@@ -1321,7 +1349,6 @@
     </w:p>
     <w:p>
       <w:r>
-        <w:lastRenderedPageBreak/>
         <w:t xml:space="preserve">    {</w:t>
       </w:r>
     </w:p>
@@ -1669,7 +1696,6 @@
     </w:p>
     <w:p>
       <w:r>
-        <w:lastRenderedPageBreak/>
         <w:t xml:space="preserve">    {</w:t>
       </w:r>
     </w:p>
@@ -2049,7 +2075,7 @@
           <w:noProof/>
         </w:rPr>
         <w:drawing>
-          <wp:inline distT="0" distB="0" distL="0" distR="0" wp14:anchorId="100A6B9F" wp14:editId="51F4EFF4">
+          <wp:inline distT="0" distB="0" distL="0" distR="0" wp14:anchorId="100A6B9F" wp14:editId="2C738908">
             <wp:extent cx="5731510" cy="3045460"/>
             <wp:effectExtent l="0" t="0" r="2540" b="2540"/>
             <wp:docPr id="823011363" name="Picture 1"/>
@@ -2203,7 +2229,6 @@
         <w:rPr>
           <w:noProof/>
         </w:rPr>
-        <w:lastRenderedPageBreak/>
         <w:drawing>
           <wp:inline distT="0" distB="0" distL="0" distR="0" wp14:anchorId="1BE9E13F" wp14:editId="6CFA2965">
             <wp:extent cx="5731510" cy="3054985"/>
@@ -2521,6 +2546,58 @@
         </w:drawing>
       </w:r>
     </w:p>
+    <w:p>
+      <w:pPr>
+        <w:rPr>
+          <w:b/>
+          <w:bCs/>
+          <w:lang w:val="en-US"/>
+        </w:rPr>
+      </w:pPr>
+    </w:p>
+    <w:p>
+      <w:pPr>
+        <w:rPr>
+          <w:b/>
+          <w:bCs/>
+          <w:lang w:val="en-US"/>
+        </w:rPr>
+      </w:pPr>
+    </w:p>
+    <w:p>
+      <w:pPr>
+        <w:rPr>
+          <w:b/>
+          <w:bCs/>
+          <w:lang w:val="en-US"/>
+        </w:rPr>
+      </w:pPr>
+      <w:r>
+        <w:rPr>
+          <w:b/>
+          <w:bCs/>
+          <w:lang w:val="en-US"/>
+        </w:rPr>
+        <w:t>GITHUB LINK:</w:t>
+      </w:r>
+    </w:p>
+    <w:p>
+      <w:pPr>
+        <w:rPr>
+          <w:sz w:val="18"/>
+          <w:szCs w:val="18"/>
+          <w:lang w:val="en-US"/>
+        </w:rPr>
+      </w:pPr>
+      <w:r>
+        <w:rPr>
+          <w:sz w:val="18"/>
+          <w:szCs w:val="18"/>
+          <w:lang w:val="en-US"/>
+        </w:rPr>
+        <w:t>https://github.com/nagasubrahmanyammeka/SkillExperiments_2400030128_FSAD_Sec2/tree/main/SKILL-6</w:t>
+      </w:r>
+    </w:p>
     <w:sectPr>
       <w:headerReference w:type="even" r:id="rId15"/>
       <w:headerReference w:type="default" r:id="rId16"/>
@@ -2652,7 +2729,7 @@
           </v:handles>
           <o:lock v:ext="edit" text="t" shapetype="t"/>
         </v:shapetype>
-        <v:shape id="PowerPlusWaterMarkObject496014438" o:spid="_x0000_s1026" type="#_x0000_t136" style="position:absolute;margin-left:0;margin-top:0;width:489.45pt;height:146.8pt;rotation:315;z-index:-251655168;mso-position-horizontal:center;mso-position-horizontal-relative:margin;mso-position-vertical:center;mso-position-vertical-relative:margin" o:allowincell="f" fillcolor="#393939 [814]" stroked="f">
+        <v:shape id="PowerPlusWaterMarkObject536156626" o:spid="_x0000_s1026" type="#_x0000_t136" style="position:absolute;margin-left:0;margin-top:0;width:451.25pt;height:135.35pt;z-index:-251655168;mso-position-horizontal:center;mso-position-horizontal-relative:margin;mso-position-vertical:center;mso-position-vertical-relative:margin" o:allowincell="f" fillcolor="#393939 [814]" stroked="f">
           <v:fill opacity=".5"/>
           <v:textpath style="font-family:&quot;Calibri&quot;;font-size:1pt" string="2400030128"/>
           <w10:wrap anchorx="margin" anchory="margin"/>
@@ -2698,7 +2775,7 @@
           </v:handles>
           <o:lock v:ext="edit" text="t" shapetype="t"/>
         </v:shapetype>
-        <v:shape id="PowerPlusWaterMarkObject496014439" o:spid="_x0000_s1027" type="#_x0000_t136" style="position:absolute;margin-left:0;margin-top:0;width:489.45pt;height:146.8pt;rotation:315;z-index:-251653120;mso-position-horizontal:center;mso-position-horizontal-relative:margin;mso-position-vertical:center;mso-position-vertical-relative:margin" o:allowincell="f" fillcolor="#393939 [814]" stroked="f">
+        <v:shape id="PowerPlusWaterMarkObject536156627" o:spid="_x0000_s1027" type="#_x0000_t136" style="position:absolute;margin-left:0;margin-top:0;width:451.25pt;height:135.35pt;z-index:-251653120;mso-position-horizontal:center;mso-position-horizontal-relative:margin;mso-position-vertical:center;mso-position-vertical-relative:margin" o:allowincell="f" fillcolor="#393939 [814]" stroked="f">
           <v:fill opacity=".5"/>
           <v:textpath style="font-family:&quot;Calibri&quot;;font-size:1pt" string="2400030128"/>
           <w10:wrap anchorx="margin" anchory="margin"/>
@@ -2744,7 +2821,7 @@
           </v:handles>
           <o:lock v:ext="edit" text="t" shapetype="t"/>
         </v:shapetype>
-        <v:shape id="PowerPlusWaterMarkObject496014437" o:spid="_x0000_s1025" type="#_x0000_t136" style="position:absolute;margin-left:0;margin-top:0;width:489.45pt;height:146.8pt;rotation:315;z-index:-251657216;mso-position-horizontal:center;mso-position-horizontal-relative:margin;mso-position-vertical:center;mso-position-vertical-relative:margin" o:allowincell="f" fillcolor="#393939 [814]" stroked="f">
+        <v:shape id="PowerPlusWaterMarkObject536156625" o:spid="_x0000_s1025" type="#_x0000_t136" style="position:absolute;margin-left:0;margin-top:0;width:451.25pt;height:135.35pt;z-index:-251657216;mso-position-horizontal:center;mso-position-horizontal-relative:margin;mso-position-vertical:center;mso-position-vertical-relative:margin" o:allowincell="f" fillcolor="#393939 [814]" stroked="f">
           <v:fill opacity=".5"/>
           <v:textpath style="font-family:&quot;Calibri&quot;;font-size:1pt" string="2400030128"/>
           <w10:wrap anchorx="margin" anchory="margin"/>
